--- a/BaoCao/110122175_NHKT_KLTN_2026.docx
+++ b/BaoCao/110122175_NHKT_KLTN_2026.docx
@@ -1023,7 +1023,31 @@
           <w:szCs w:val="32"/>
           <w:lang w:val="vi-VN"/>
         </w:rPr>
-        <w:t xml:space="preserve"> 22</w:t>
+        <w:t xml:space="preserve"> </w:t>
+      </w:r>
+      <w:r>
+        <w:rPr>
+          <w:rFonts w:hint="default" w:ascii="Times New Roman" w:hAnsi="Times New Roman"/>
+          <w:b/>
+          <w:bCs/>
+          <w:sz w:val="32"/>
+          <w:szCs w:val="32"/>
+          <w:lang w:val="vi-VN"/>
+        </w:rPr>
+        <w:t>20</w:t>
+      </w:r>
+      <w:bookmarkStart w:id="51" w:name="_GoBack"/>
+      <w:bookmarkEnd w:id="51"/>
+      <w:r>
+        <w:rPr>
+          <w:rFonts w:ascii="Times New Roman" w:hAnsi="Times New Roman"/>
+          <w:b/>
+          <w:bCs/>
+          <w:sz w:val="32"/>
+          <w:szCs w:val="32"/>
+          <w:lang w:val="vi-VN"/>
+        </w:rPr>
+        <w:t>22</w:t>
       </w:r>
     </w:p>
     <w:p>
@@ -8619,6 +8643,7 @@
       <w:pPr>
         <w:pStyle w:val="35"/>
         <w:bidi w:val="0"/>
+        <w:jc w:val="left"/>
       </w:pPr>
       <w:r>
         <w:t>Trong các hệ thống hiện nay, đặc biệt là website bán hàng hoặc nhà hàng, chức năng gợi ý sản phẩm đóng vai trò khá quan trọng. Thay vì để người dùng tự tìm kiếm, hệ thống có thể chủ động đề xuất các món ăn phù hợp dựa trên dữ liệu đã có. Các phương pháp trong Machine Learning giúp thực hiện điều này một cách tự động và hiệu quả hơn. Dưới đây là một số phương pháp phổ biến.</w:t>
@@ -9137,6 +9162,7 @@
             <w:insideH w:val="single" w:color="000000" w:sz="2" w:space="0"/>
             <w:insideV w:val="single" w:color="000000" w:sz="2" w:space="0"/>
           </w:tblBorders>
+          <w:shd w:val="clear" w:color="auto" w:fill="auto"/>
           <w:tblCellMar>
             <w:top w:w="15" w:type="dxa"/>
             <w:left w:w="15" w:type="dxa"/>
@@ -9787,6 +9813,7 @@
             <w:insideH w:val="single" w:color="000000" w:sz="2" w:space="0"/>
             <w:insideV w:val="single" w:color="000000" w:sz="2" w:space="0"/>
           </w:tblBorders>
+          <w:shd w:val="clear" w:color="auto" w:fill="auto"/>
           <w:tblCellMar>
             <w:top w:w="15" w:type="dxa"/>
             <w:left w:w="15" w:type="dxa"/>
@@ -9851,7 +9878,6 @@
             <w:insideH w:val="single" w:color="000000" w:sz="2" w:space="0"/>
             <w:insideV w:val="single" w:color="000000" w:sz="2" w:space="0"/>
           </w:tblBorders>
-          <w:shd w:val="clear" w:color="auto" w:fill="auto"/>
           <w:tblCellMar>
             <w:top w:w="15" w:type="dxa"/>
             <w:left w:w="15" w:type="dxa"/>
@@ -9916,6 +9942,7 @@
             <w:insideH w:val="single" w:color="000000" w:sz="2" w:space="0"/>
             <w:insideV w:val="single" w:color="000000" w:sz="2" w:space="0"/>
           </w:tblBorders>
+          <w:shd w:val="clear" w:color="auto" w:fill="auto"/>
           <w:tblCellMar>
             <w:top w:w="15" w:type="dxa"/>
             <w:left w:w="15" w:type="dxa"/>
@@ -10891,7 +10918,6 @@
             <w:insideH w:val="single" w:color="000000" w:sz="2" w:space="0"/>
             <w:insideV w:val="single" w:color="000000" w:sz="2" w:space="0"/>
           </w:tblBorders>
-          <w:shd w:val="clear" w:color="auto" w:fill="auto"/>
           <w:tblCellMar>
             <w:top w:w="15" w:type="dxa"/>
             <w:left w:w="15" w:type="dxa"/>
@@ -10968,7 +10994,6 @@
             <w:insideH w:val="single" w:color="000000" w:sz="2" w:space="0"/>
             <w:insideV w:val="single" w:color="000000" w:sz="2" w:space="0"/>
           </w:tblBorders>
-          <w:shd w:val="clear" w:color="auto" w:fill="auto"/>
           <w:tblCellMar>
             <w:top w:w="15" w:type="dxa"/>
             <w:left w:w="15" w:type="dxa"/>
@@ -11175,7 +11200,6 @@
             <w:insideH w:val="single" w:color="000000" w:sz="2" w:space="0"/>
             <w:insideV w:val="single" w:color="000000" w:sz="2" w:space="0"/>
           </w:tblBorders>
-          <w:shd w:val="clear" w:color="auto" w:fill="auto"/>
           <w:tblCellMar>
             <w:top w:w="15" w:type="dxa"/>
             <w:left w:w="15" w:type="dxa"/>
@@ -11244,7 +11268,6 @@
             <w:insideH w:val="single" w:color="000000" w:sz="2" w:space="0"/>
             <w:insideV w:val="single" w:color="000000" w:sz="2" w:space="0"/>
           </w:tblBorders>
-          <w:shd w:val="clear" w:color="auto" w:fill="auto"/>
           <w:tblCellMar>
             <w:top w:w="15" w:type="dxa"/>
             <w:left w:w="15" w:type="dxa"/>
@@ -12021,7 +12044,7 @@
           </mc:Choice>
           <mc:Fallback>
             <w:pict>
-              <v:rect id="_x0000_s1026" o:spid="_x0000_s1026" o:spt="1" style="position:absolute;left:0pt;margin-left:11.15pt;margin-top:226.95pt;height:202.9pt;width:435.9pt;z-index:251667456;v-text-anchor:middle;mso-width-relative:page;mso-height-relative:page;" filled="f" stroked="t" coordsize="21600,21600" o:gfxdata="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">
+              <v:rect id="_x0000_s1026" o:spid="_x0000_s1026" o:spt="1" style="position:absolute;left:0pt;margin-left:11.15pt;margin-top:226.95pt;height:202.9pt;width:435.9pt;z-index:251667456;v-text-anchor:middle;mso-width-relative:page;mso-height-relative:page;" filled="f" stroked="t" coordsize="21600,21600" o:gfxdata="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">
                 <v:fill on="f" focussize="0,0"/>
                 <v:stroke weight="1pt" color="#000000 [3213]" miterlimit="8" joinstyle="miter"/>
                 <v:imagedata o:title=""/>
@@ -12372,6 +12395,7 @@
     </w:p>
     <w:tbl>
       <w:tblPr>
+        <w:tblStyle w:val="12"/>
         <w:tblW w:w="0" w:type="auto"/>
         <w:tblCellSpacing w:w="15" w:type="dxa"/>
         <w:tblInd w:w="0" w:type="dxa"/>
@@ -12383,7 +12407,7 @@
           <w:insideH w:val="single" w:color="auto" w:sz="4" w:space="0"/>
           <w:insideV w:val="single" w:color="auto" w:sz="4" w:space="0"/>
         </w:tblBorders>
-        <w:shd w:val="clear"/>
+        <w:shd w:val="clear" w:color="auto" w:fill="auto"/>
         <w:tblLayout w:type="autofit"/>
         <w:tblCellMar>
           <w:top w:w="15" w:type="dxa"/>
@@ -12407,7 +12431,7 @@
             <w:insideH w:val="single" w:color="auto" w:sz="4" w:space="0"/>
             <w:insideV w:val="single" w:color="auto" w:sz="4" w:space="0"/>
           </w:tblBorders>
-          <w:shd w:val="clear"/>
+          <w:shd w:val="clear" w:color="auto" w:fill="auto"/>
           <w:tblCellMar>
             <w:top w:w="15" w:type="dxa"/>
             <w:left w:w="15" w:type="dxa"/>
@@ -12422,7 +12446,7 @@
         <w:tc>
           <w:tcPr>
             <w:tcW w:w="0" w:type="auto"/>
-            <w:shd w:val="clear"/>
+            <w:shd w:val="clear" w:color="auto" w:fill="auto"/>
             <w:vAlign w:val="center"/>
           </w:tcPr>
           <w:p>
@@ -12449,7 +12473,7 @@
         <w:tc>
           <w:tcPr>
             <w:tcW w:w="0" w:type="auto"/>
-            <w:shd w:val="clear"/>
+            <w:shd w:val="clear" w:color="auto" w:fill="auto"/>
             <w:vAlign w:val="center"/>
           </w:tcPr>
           <w:p>
@@ -12476,7 +12500,7 @@
         <w:tc>
           <w:tcPr>
             <w:tcW w:w="0" w:type="auto"/>
-            <w:shd w:val="clear"/>
+            <w:shd w:val="clear" w:color="auto" w:fill="auto"/>
             <w:vAlign w:val="center"/>
           </w:tcPr>
           <w:p>
@@ -12511,7 +12535,7 @@
             <w:insideH w:val="single" w:color="auto" w:sz="4" w:space="0"/>
             <w:insideV w:val="single" w:color="auto" w:sz="4" w:space="0"/>
           </w:tblBorders>
-          <w:shd w:val="clear"/>
+          <w:shd w:val="clear" w:color="auto" w:fill="auto"/>
           <w:tblCellMar>
             <w:top w:w="15" w:type="dxa"/>
             <w:left w:w="15" w:type="dxa"/>
@@ -12525,7 +12549,7 @@
         <w:tc>
           <w:tcPr>
             <w:tcW w:w="0" w:type="auto"/>
-            <w:shd w:val="clear"/>
+            <w:shd w:val="clear" w:color="auto" w:fill="auto"/>
             <w:vAlign w:val="center"/>
           </w:tcPr>
           <w:p>
@@ -12552,7 +12576,7 @@
         <w:tc>
           <w:tcPr>
             <w:tcW w:w="0" w:type="auto"/>
-            <w:shd w:val="clear"/>
+            <w:shd w:val="clear" w:color="auto" w:fill="auto"/>
             <w:vAlign w:val="center"/>
           </w:tcPr>
           <w:p>
@@ -12572,7 +12596,7 @@
         <w:tc>
           <w:tcPr>
             <w:tcW w:w="0" w:type="auto"/>
-            <w:shd w:val="clear"/>
+            <w:shd w:val="clear" w:color="auto" w:fill="auto"/>
             <w:vAlign w:val="center"/>
           </w:tcPr>
           <w:p>
@@ -12600,7 +12624,7 @@
             <w:insideH w:val="single" w:color="auto" w:sz="4" w:space="0"/>
             <w:insideV w:val="single" w:color="auto" w:sz="4" w:space="0"/>
           </w:tblBorders>
-          <w:shd w:val="clear"/>
+          <w:shd w:val="clear" w:color="auto" w:fill="auto"/>
           <w:tblCellMar>
             <w:top w:w="15" w:type="dxa"/>
             <w:left w:w="15" w:type="dxa"/>
@@ -12614,7 +12638,7 @@
         <w:tc>
           <w:tcPr>
             <w:tcW w:w="0" w:type="auto"/>
-            <w:shd w:val="clear"/>
+            <w:shd w:val="clear" w:color="auto" w:fill="auto"/>
             <w:vAlign w:val="center"/>
           </w:tcPr>
           <w:p>
@@ -12641,7 +12665,7 @@
         <w:tc>
           <w:tcPr>
             <w:tcW w:w="0" w:type="auto"/>
-            <w:shd w:val="clear"/>
+            <w:shd w:val="clear" w:color="auto" w:fill="auto"/>
             <w:vAlign w:val="center"/>
           </w:tcPr>
           <w:p>
@@ -12661,7 +12685,7 @@
         <w:tc>
           <w:tcPr>
             <w:tcW w:w="0" w:type="auto"/>
-            <w:shd w:val="clear"/>
+            <w:shd w:val="clear" w:color="auto" w:fill="auto"/>
             <w:vAlign w:val="center"/>
           </w:tcPr>
           <w:p>
@@ -12689,7 +12713,7 @@
             <w:insideH w:val="single" w:color="auto" w:sz="4" w:space="0"/>
             <w:insideV w:val="single" w:color="auto" w:sz="4" w:space="0"/>
           </w:tblBorders>
-          <w:shd w:val="clear"/>
+          <w:shd w:val="clear" w:color="auto" w:fill="auto"/>
           <w:tblCellMar>
             <w:top w:w="15" w:type="dxa"/>
             <w:left w:w="15" w:type="dxa"/>
@@ -12703,7 +12727,7 @@
         <w:tc>
           <w:tcPr>
             <w:tcW w:w="0" w:type="auto"/>
-            <w:shd w:val="clear"/>
+            <w:shd w:val="clear" w:color="auto" w:fill="auto"/>
             <w:vAlign w:val="center"/>
           </w:tcPr>
           <w:p>
@@ -12730,7 +12754,7 @@
         <w:tc>
           <w:tcPr>
             <w:tcW w:w="0" w:type="auto"/>
-            <w:shd w:val="clear"/>
+            <w:shd w:val="clear" w:color="auto" w:fill="auto"/>
             <w:vAlign w:val="center"/>
           </w:tcPr>
           <w:p>
@@ -12750,7 +12774,7 @@
         <w:tc>
           <w:tcPr>
             <w:tcW w:w="0" w:type="auto"/>
-            <w:shd w:val="clear"/>
+            <w:shd w:val="clear" w:color="auto" w:fill="auto"/>
             <w:vAlign w:val="center"/>
           </w:tcPr>
           <w:p>
@@ -12778,7 +12802,7 @@
             <w:insideH w:val="single" w:color="auto" w:sz="4" w:space="0"/>
             <w:insideV w:val="single" w:color="auto" w:sz="4" w:space="0"/>
           </w:tblBorders>
-          <w:shd w:val="clear"/>
+          <w:shd w:val="clear" w:color="auto" w:fill="auto"/>
           <w:tblCellMar>
             <w:top w:w="15" w:type="dxa"/>
             <w:left w:w="15" w:type="dxa"/>
@@ -12792,7 +12816,7 @@
         <w:tc>
           <w:tcPr>
             <w:tcW w:w="0" w:type="auto"/>
-            <w:shd w:val="clear"/>
+            <w:shd w:val="clear" w:color="auto" w:fill="auto"/>
             <w:vAlign w:val="center"/>
           </w:tcPr>
           <w:p>
@@ -12819,7 +12843,7 @@
         <w:tc>
           <w:tcPr>
             <w:tcW w:w="0" w:type="auto"/>
-            <w:shd w:val="clear"/>
+            <w:shd w:val="clear" w:color="auto" w:fill="auto"/>
             <w:vAlign w:val="center"/>
           </w:tcPr>
           <w:p>
@@ -12839,7 +12863,7 @@
         <w:tc>
           <w:tcPr>
             <w:tcW w:w="0" w:type="auto"/>
-            <w:shd w:val="clear"/>
+            <w:shd w:val="clear" w:color="auto" w:fill="auto"/>
             <w:vAlign w:val="center"/>
           </w:tcPr>
           <w:p>
@@ -12867,7 +12891,7 @@
             <w:insideH w:val="single" w:color="auto" w:sz="4" w:space="0"/>
             <w:insideV w:val="single" w:color="auto" w:sz="4" w:space="0"/>
           </w:tblBorders>
-          <w:shd w:val="clear"/>
+          <w:shd w:val="clear" w:color="auto" w:fill="auto"/>
           <w:tblCellMar>
             <w:top w:w="15" w:type="dxa"/>
             <w:left w:w="15" w:type="dxa"/>
@@ -12881,7 +12905,7 @@
         <w:tc>
           <w:tcPr>
             <w:tcW w:w="0" w:type="auto"/>
-            <w:shd w:val="clear"/>
+            <w:shd w:val="clear" w:color="auto" w:fill="auto"/>
             <w:vAlign w:val="center"/>
           </w:tcPr>
           <w:p>
@@ -12908,7 +12932,7 @@
         <w:tc>
           <w:tcPr>
             <w:tcW w:w="0" w:type="auto"/>
-            <w:shd w:val="clear"/>
+            <w:shd w:val="clear" w:color="auto" w:fill="auto"/>
             <w:vAlign w:val="center"/>
           </w:tcPr>
           <w:p>
@@ -12928,7 +12952,7 @@
         <w:tc>
           <w:tcPr>
             <w:tcW w:w="0" w:type="auto"/>
-            <w:shd w:val="clear"/>
+            <w:shd w:val="clear" w:color="auto" w:fill="auto"/>
             <w:vAlign w:val="center"/>
           </w:tcPr>
           <w:p>
@@ -12956,7 +12980,7 @@
             <w:insideH w:val="single" w:color="auto" w:sz="4" w:space="0"/>
             <w:insideV w:val="single" w:color="auto" w:sz="4" w:space="0"/>
           </w:tblBorders>
-          <w:shd w:val="clear"/>
+          <w:shd w:val="clear" w:color="auto" w:fill="auto"/>
           <w:tblCellMar>
             <w:top w:w="15" w:type="dxa"/>
             <w:left w:w="15" w:type="dxa"/>
@@ -12970,7 +12994,7 @@
         <w:tc>
           <w:tcPr>
             <w:tcW w:w="0" w:type="auto"/>
-            <w:shd w:val="clear"/>
+            <w:shd w:val="clear" w:color="auto" w:fill="auto"/>
             <w:vAlign w:val="center"/>
           </w:tcPr>
           <w:p>
@@ -12997,7 +13021,7 @@
         <w:tc>
           <w:tcPr>
             <w:tcW w:w="0" w:type="auto"/>
-            <w:shd w:val="clear"/>
+            <w:shd w:val="clear" w:color="auto" w:fill="auto"/>
             <w:vAlign w:val="center"/>
           </w:tcPr>
           <w:p>
@@ -13017,7 +13041,7 @@
         <w:tc>
           <w:tcPr>
             <w:tcW w:w="0" w:type="auto"/>
-            <w:shd w:val="clear"/>
+            <w:shd w:val="clear" w:color="auto" w:fill="auto"/>
             <w:vAlign w:val="center"/>
           </w:tcPr>
           <w:p>
@@ -13045,7 +13069,7 @@
             <w:insideH w:val="single" w:color="auto" w:sz="4" w:space="0"/>
             <w:insideV w:val="single" w:color="auto" w:sz="4" w:space="0"/>
           </w:tblBorders>
-          <w:shd w:val="clear"/>
+          <w:shd w:val="clear" w:color="auto" w:fill="auto"/>
           <w:tblCellMar>
             <w:top w:w="15" w:type="dxa"/>
             <w:left w:w="15" w:type="dxa"/>
@@ -13059,7 +13083,7 @@
         <w:tc>
           <w:tcPr>
             <w:tcW w:w="0" w:type="auto"/>
-            <w:shd w:val="clear"/>
+            <w:shd w:val="clear" w:color="auto" w:fill="auto"/>
             <w:vAlign w:val="center"/>
           </w:tcPr>
           <w:p>
@@ -13086,7 +13110,7 @@
         <w:tc>
           <w:tcPr>
             <w:tcW w:w="0" w:type="auto"/>
-            <w:shd w:val="clear"/>
+            <w:shd w:val="clear" w:color="auto" w:fill="auto"/>
             <w:vAlign w:val="center"/>
           </w:tcPr>
           <w:p>
@@ -13106,7 +13130,7 @@
         <w:tc>
           <w:tcPr>
             <w:tcW w:w="0" w:type="auto"/>
-            <w:shd w:val="clear"/>
+            <w:shd w:val="clear" w:color="auto" w:fill="auto"/>
             <w:vAlign w:val="center"/>
           </w:tcPr>
           <w:p>
@@ -13134,7 +13158,7 @@
             <w:insideH w:val="single" w:color="auto" w:sz="4" w:space="0"/>
             <w:insideV w:val="single" w:color="auto" w:sz="4" w:space="0"/>
           </w:tblBorders>
-          <w:shd w:val="clear"/>
+          <w:shd w:val="clear" w:color="auto" w:fill="auto"/>
           <w:tblCellMar>
             <w:top w:w="15" w:type="dxa"/>
             <w:left w:w="15" w:type="dxa"/>
@@ -13148,7 +13172,7 @@
         <w:tc>
           <w:tcPr>
             <w:tcW w:w="0" w:type="auto"/>
-            <w:shd w:val="clear"/>
+            <w:shd w:val="clear" w:color="auto" w:fill="auto"/>
             <w:vAlign w:val="center"/>
           </w:tcPr>
           <w:p>
@@ -13175,7 +13199,7 @@
         <w:tc>
           <w:tcPr>
             <w:tcW w:w="0" w:type="auto"/>
-            <w:shd w:val="clear"/>
+            <w:shd w:val="clear" w:color="auto" w:fill="auto"/>
             <w:vAlign w:val="center"/>
           </w:tcPr>
           <w:p>
@@ -13195,7 +13219,7 @@
         <w:tc>
           <w:tcPr>
             <w:tcW w:w="0" w:type="auto"/>
-            <w:shd w:val="clear"/>
+            <w:shd w:val="clear" w:color="auto" w:fill="auto"/>
             <w:vAlign w:val="center"/>
           </w:tcPr>
           <w:p>
@@ -13223,7 +13247,7 @@
             <w:insideH w:val="single" w:color="auto" w:sz="4" w:space="0"/>
             <w:insideV w:val="single" w:color="auto" w:sz="4" w:space="0"/>
           </w:tblBorders>
-          <w:shd w:val="clear"/>
+          <w:shd w:val="clear" w:color="auto" w:fill="auto"/>
           <w:tblCellMar>
             <w:top w:w="15" w:type="dxa"/>
             <w:left w:w="15" w:type="dxa"/>
@@ -13237,7 +13261,7 @@
         <w:tc>
           <w:tcPr>
             <w:tcW w:w="0" w:type="auto"/>
-            <w:shd w:val="clear"/>
+            <w:shd w:val="clear" w:color="auto" w:fill="auto"/>
             <w:vAlign w:val="center"/>
           </w:tcPr>
           <w:p>
@@ -13264,7 +13288,7 @@
         <w:tc>
           <w:tcPr>
             <w:tcW w:w="0" w:type="auto"/>
-            <w:shd w:val="clear"/>
+            <w:shd w:val="clear" w:color="auto" w:fill="auto"/>
             <w:vAlign w:val="center"/>
           </w:tcPr>
           <w:p>
@@ -13284,7 +13308,7 @@
         <w:tc>
           <w:tcPr>
             <w:tcW w:w="0" w:type="auto"/>
-            <w:shd w:val="clear"/>
+            <w:shd w:val="clear" w:color="auto" w:fill="auto"/>
             <w:vAlign w:val="center"/>
           </w:tcPr>
           <w:p>
@@ -13312,7 +13336,7 @@
             <w:insideH w:val="single" w:color="auto" w:sz="4" w:space="0"/>
             <w:insideV w:val="single" w:color="auto" w:sz="4" w:space="0"/>
           </w:tblBorders>
-          <w:shd w:val="clear"/>
+          <w:shd w:val="clear" w:color="auto" w:fill="auto"/>
           <w:tblCellMar>
             <w:top w:w="15" w:type="dxa"/>
             <w:left w:w="15" w:type="dxa"/>
@@ -13326,7 +13350,7 @@
         <w:tc>
           <w:tcPr>
             <w:tcW w:w="0" w:type="auto"/>
-            <w:shd w:val="clear"/>
+            <w:shd w:val="clear" w:color="auto" w:fill="auto"/>
             <w:vAlign w:val="center"/>
           </w:tcPr>
           <w:p>
@@ -13353,7 +13377,7 @@
         <w:tc>
           <w:tcPr>
             <w:tcW w:w="0" w:type="auto"/>
-            <w:shd w:val="clear"/>
+            <w:shd w:val="clear" w:color="auto" w:fill="auto"/>
             <w:vAlign w:val="center"/>
           </w:tcPr>
           <w:p>
@@ -13373,7 +13397,7 @@
         <w:tc>
           <w:tcPr>
             <w:tcW w:w="0" w:type="auto"/>
-            <w:shd w:val="clear"/>
+            <w:shd w:val="clear" w:color="auto" w:fill="auto"/>
             <w:vAlign w:val="center"/>
           </w:tcPr>
           <w:p>
@@ -13401,7 +13425,7 @@
             <w:insideH w:val="single" w:color="auto" w:sz="4" w:space="0"/>
             <w:insideV w:val="single" w:color="auto" w:sz="4" w:space="0"/>
           </w:tblBorders>
-          <w:shd w:val="clear"/>
+          <w:shd w:val="clear" w:color="auto" w:fill="auto"/>
           <w:tblCellMar>
             <w:top w:w="15" w:type="dxa"/>
             <w:left w:w="15" w:type="dxa"/>
@@ -13415,7 +13439,7 @@
         <w:tc>
           <w:tcPr>
             <w:tcW w:w="0" w:type="auto"/>
-            <w:shd w:val="clear"/>
+            <w:shd w:val="clear" w:color="auto" w:fill="auto"/>
             <w:vAlign w:val="center"/>
           </w:tcPr>
           <w:p>
@@ -13442,7 +13466,7 @@
         <w:tc>
           <w:tcPr>
             <w:tcW w:w="0" w:type="auto"/>
-            <w:shd w:val="clear"/>
+            <w:shd w:val="clear" w:color="auto" w:fill="auto"/>
             <w:vAlign w:val="center"/>
           </w:tcPr>
           <w:p>
@@ -13462,7 +13486,7 @@
         <w:tc>
           <w:tcPr>
             <w:tcW w:w="0" w:type="auto"/>
-            <w:shd w:val="clear"/>
+            <w:shd w:val="clear" w:color="auto" w:fill="auto"/>
             <w:vAlign w:val="center"/>
           </w:tcPr>
           <w:p>
@@ -13490,7 +13514,7 @@
             <w:insideH w:val="single" w:color="auto" w:sz="4" w:space="0"/>
             <w:insideV w:val="single" w:color="auto" w:sz="4" w:space="0"/>
           </w:tblBorders>
-          <w:shd w:val="clear"/>
+          <w:shd w:val="clear" w:color="auto" w:fill="auto"/>
           <w:tblCellMar>
             <w:top w:w="15" w:type="dxa"/>
             <w:left w:w="15" w:type="dxa"/>
@@ -13504,7 +13528,7 @@
         <w:tc>
           <w:tcPr>
             <w:tcW w:w="0" w:type="auto"/>
-            <w:shd w:val="clear"/>
+            <w:shd w:val="clear" w:color="auto" w:fill="auto"/>
             <w:vAlign w:val="center"/>
           </w:tcPr>
           <w:p>
@@ -13531,7 +13555,7 @@
         <w:tc>
           <w:tcPr>
             <w:tcW w:w="0" w:type="auto"/>
-            <w:shd w:val="clear"/>
+            <w:shd w:val="clear" w:color="auto" w:fill="auto"/>
             <w:vAlign w:val="center"/>
           </w:tcPr>
           <w:p>
@@ -13551,7 +13575,7 @@
         <w:tc>
           <w:tcPr>
             <w:tcW w:w="0" w:type="auto"/>
-            <w:shd w:val="clear"/>
+            <w:shd w:val="clear" w:color="auto" w:fill="auto"/>
             <w:vAlign w:val="center"/>
           </w:tcPr>
           <w:p>
@@ -13579,7 +13603,7 @@
             <w:insideH w:val="single" w:color="auto" w:sz="4" w:space="0"/>
             <w:insideV w:val="single" w:color="auto" w:sz="4" w:space="0"/>
           </w:tblBorders>
-          <w:shd w:val="clear"/>
+          <w:shd w:val="clear" w:color="auto" w:fill="auto"/>
           <w:tblCellMar>
             <w:top w:w="15" w:type="dxa"/>
             <w:left w:w="15" w:type="dxa"/>
@@ -13593,7 +13617,7 @@
         <w:tc>
           <w:tcPr>
             <w:tcW w:w="0" w:type="auto"/>
-            <w:shd w:val="clear"/>
+            <w:shd w:val="clear" w:color="auto" w:fill="auto"/>
             <w:vAlign w:val="center"/>
           </w:tcPr>
           <w:p>
@@ -13620,7 +13644,7 @@
         <w:tc>
           <w:tcPr>
             <w:tcW w:w="0" w:type="auto"/>
-            <w:shd w:val="clear"/>
+            <w:shd w:val="clear" w:color="auto" w:fill="auto"/>
             <w:vAlign w:val="center"/>
           </w:tcPr>
           <w:p>
@@ -13640,7 +13664,7 @@
         <w:tc>
           <w:tcPr>
             <w:tcW w:w="0" w:type="auto"/>
-            <w:shd w:val="clear"/>
+            <w:shd w:val="clear" w:color="auto" w:fill="auto"/>
             <w:vAlign w:val="center"/>
           </w:tcPr>
           <w:p>
@@ -14069,8 +14093,6 @@
         <w:t>Thuật toán SVD</w:t>
       </w:r>
       <w:bookmarkEnd w:id="39"/>
-      <w:bookmarkStart w:id="51" w:name="_GoBack"/>
-      <w:bookmarkEnd w:id="51"/>
     </w:p>
     <w:p>
       <w:pPr>
@@ -15914,7 +15936,7 @@
     <w:pPr>
       <w:spacing w:before="120" w:after="120" w:line="360" w:lineRule="auto"/>
       <w:ind w:firstLine="720"/>
-      <w:jc w:val="left"/>
+      <w:jc w:val="both"/>
     </w:pPr>
     <w:rPr>
       <w:rFonts w:asciiTheme="minorAscii" w:hAnsiTheme="minorAscii" w:eastAsiaTheme="minorEastAsia"/>
